--- a/public/templates/CNBB/10.Biên bản vphc Mẫu số 34.docx
+++ b/public/templates/CNBB/10.Biên bản vphc Mẫu số 34.docx
@@ -103,8 +103,6 @@
             <w:pPr>
               <w:jc w:val="center"/>
               <w:rPr>
-                <w:b/>
-                <w:bCs/>
                 <w:color w:val="000000" w:themeColor="text1"/>
                 <w:sz w:val="26"/>
                 <w:szCs w:val="26"/>
@@ -112,8 +110,6 @@
             </w:pPr>
             <w:r>
               <w:rPr>
-                <w:b/>
-                <w:bCs/>
                 <w:noProof/>
                 <w:color w:val="000000" w:themeColor="text1"/>
                 <w:sz w:val="26"/>
@@ -122,7 +118,7 @@
               <mc:AlternateContent>
                 <mc:Choice Requires="wps">
                   <w:drawing>
-                    <wp:anchor distT="0" distB="0" distL="114300" distR="114300" simplePos="0" relativeHeight="251656192" behindDoc="0" locked="0" layoutInCell="1" allowOverlap="1" wp14:anchorId="37E93F56" wp14:editId="0A2FAA80">
+                    <wp:anchor distT="0" distB="0" distL="114300" distR="114300" simplePos="0" relativeHeight="251658240" behindDoc="0" locked="0" layoutInCell="1" allowOverlap="1" wp14:anchorId="37E93F56" wp14:editId="0A2FAA80">
                       <wp:simplePos x="0" y="0"/>
                       <wp:positionH relativeFrom="column">
                         <wp:posOffset>813435</wp:posOffset>
@@ -175,15 +171,13 @@
                 </mc:Choice>
                 <mc:Fallback>
                   <w:pict>
-                    <v:line w14:anchorId="611C393E" id="Straight Connector 1" o:spid="_x0000_s1026" style="position:absolute;flip:y;z-index:251656192;visibility:visible;mso-wrap-style:square;mso-height-percent:0;mso-wrap-distance-left:9pt;mso-wrap-distance-top:0;mso-wrap-distance-right:9pt;mso-wrap-distance-bottom:0;mso-position-horizontal:absolute;mso-position-horizontal-relative:text;mso-position-vertical:absolute;mso-position-vertical-relative:text;mso-height-percent:0;mso-height-relative:margin" from="64.05pt,33.75pt" to="149.85pt,33.75pt" o:gfxdata="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" strokecolor="black [3040]" strokeweight="1pt"/>
+                    <v:line w14:anchorId="55BA95F0" id="Straight Connector 1" o:spid="_x0000_s1026" style="position:absolute;flip:y;z-index:251658240;visibility:visible;mso-wrap-style:square;mso-height-percent:0;mso-wrap-distance-left:9pt;mso-wrap-distance-top:0;mso-wrap-distance-right:9pt;mso-wrap-distance-bottom:0;mso-position-horizontal:absolute;mso-position-horizontal-relative:text;mso-position-vertical:absolute;mso-position-vertical-relative:text;mso-height-percent:0;mso-height-relative:margin" from="64.05pt,33.75pt" to="149.85pt,33.75pt" o:gfxdata="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" strokecolor="black [3040]" strokeweight="1pt"/>
                   </w:pict>
                 </mc:Fallback>
               </mc:AlternateContent>
             </w:r>
             <w:r>
               <w:rPr>
-                <w:b/>
-                <w:bCs/>
                 <w:noProof/>
                 <w:color w:val="000000" w:themeColor="text1"/>
                 <w:sz w:val="26"/>
@@ -323,7 +317,7 @@
                 </mc:Choice>
                 <mc:Fallback>
                   <w:pict>
-                    <v:line w14:anchorId="10B77EFD" id="Straight Connector 2" o:spid="_x0000_s1026" style="position:absolute;z-index:251659264;visibility:visible;mso-wrap-style:square;mso-wrap-distance-left:9pt;mso-wrap-distance-top:0;mso-wrap-distance-right:9pt;mso-wrap-distance-bottom:0;mso-position-horizontal:absolute;mso-position-horizontal-relative:text;mso-position-vertical:absolute;mso-position-vertical-relative:text" from="83.65pt,33.1pt" to="229.45pt,33.1pt" o:gfxdata="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" strokecolor="black [3040]" strokeweight="1pt"/>
+                    <v:line w14:anchorId="62E5A9BC" id="Straight Connector 2" o:spid="_x0000_s1026" style="position:absolute;z-index:251659264;visibility:visible;mso-wrap-style:square;mso-wrap-distance-left:9pt;mso-wrap-distance-top:0;mso-wrap-distance-right:9pt;mso-wrap-distance-bottom:0;mso-position-horizontal:absolute;mso-position-horizontal-relative:text;mso-position-vertical:absolute;mso-position-vertical-relative:text" from="83.65pt,33.1pt" to="229.45pt,33.1pt" o:gfxdata="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" strokecolor="black [3040]" strokeweight="1pt"/>
                   </w:pict>
                 </mc:Fallback>
               </mc:AlternateContent>
@@ -1571,14 +1565,7 @@
           <w:spacing w:val="-2"/>
           <w:sz w:val="26"/>
         </w:rPr>
-        <w:t xml:space="preserve"> </w:t>
-      </w:r>
-      <w:r>
-        <w:rPr>
-          <w:spacing w:val="-2"/>
-          <w:sz w:val="26"/>
-        </w:rPr>
-        <w:t>/</w:t>
+        <w:t xml:space="preserve"> /</w:t>
       </w:r>
       <w:r>
         <w:rPr>
